--- a/BiztvillCRM.Web/wwwroot/sablonok/Hordozhato.docx
+++ b/BiztvillCRM.Web/wwwroot/sablonok/Hordozhato.docx
@@ -1742,13 +1742,7 @@
     </w:p>
     <w:p>
       <w:pPr>
-        <w:tabs>
-          <w:tab w:val="left" w:pos="4100"/>
-          <w:tab w:val="left" w:pos="7785"/>
-        </w:tabs>
-        <w:spacing w:before="185"/>
-        <w:ind w:left="413"/>
-        <w:jc w:val="both"/>
+        <w:pStyle w:val="HTML-kntformzott"/>
         <w:rPr>
           <w:spacing w:val="-1"/>
           <w:sz w:val="24"/>
@@ -1756,65 +1750,92 @@
       </w:pPr>
       <w:r>
         <w:rPr>
-          <w:w w:val="95"/>
-          <w:sz w:val="24"/>
-        </w:rPr>
-        <w:t xml:space="preserve">Típus: </w:t>
-      </w:r>
-      <w:r>
-        <w:rPr>
-          <w:w w:val="95"/>
-          <w:sz w:val="24"/>
-        </w:rPr>
-        <w:t>{{muszer1_tipus}}</w:t>
-      </w:r>
-      <w:r>
-        <w:rPr>
-          <w:w w:val="95"/>
-          <w:sz w:val="24"/>
-        </w:rPr>
-        <w:tab/>
-      </w:r>
-      <w:r>
-        <w:rPr>
-          <w:spacing w:val="-1"/>
-          <w:sz w:val="24"/>
-        </w:rPr>
-        <w:t>Gyári</w:t>
-      </w:r>
-      <w:r>
-        <w:rPr>
-          <w:sz w:val="24"/>
-        </w:rPr>
-        <w:t xml:space="preserve"> </w:t>
-      </w:r>
-      <w:r>
-        <w:rPr>
-          <w:spacing w:val="-1"/>
-          <w:sz w:val="24"/>
-        </w:rPr>
-        <w:t>szám: {{muszer_gysz1}}</w:t>
-      </w:r>
-      <w:r>
-        <w:rPr>
-          <w:spacing w:val="-1"/>
-          <w:sz w:val="24"/>
-        </w:rPr>
-        <w:tab/>
-        <w:t>Kalibrálás</w:t>
-      </w:r>
-      <w:r>
-        <w:rPr>
-          <w:sz w:val="24"/>
-        </w:rPr>
-        <w:t xml:space="preserve"> </w:t>
-      </w:r>
-      <w:r>
-        <w:rPr>
-          <w:spacing w:val="-1"/>
-          <w:sz w:val="24"/>
-        </w:rPr>
-        <w:t>éve: {{kalib1}}</w:t>
+          <w:rFonts w:ascii="Cascadia Mono" w:hAnsi="Cascadia Mono" w:cs="Cascadia Mono"/>
+          <w:color w:val="000000"/>
+          <w:sz w:val="18"/>
+          <w:szCs w:val="18"/>
+        </w:rPr>
+        <w:t>{{</w:t>
+      </w:r>
+      <w:proofErr w:type="spellStart"/>
+      <w:r>
+        <w:rPr>
+          <w:rFonts w:ascii="Cascadia Mono" w:hAnsi="Cascadia Mono" w:cs="Cascadia Mono"/>
+          <w:color w:val="000000"/>
+          <w:sz w:val="18"/>
+          <w:szCs w:val="18"/>
+        </w:rPr>
+        <w:t>muszerek.muszer_sorszam</w:t>
+      </w:r>
+      <w:proofErr w:type="spellEnd"/>
+      <w:r>
+        <w:rPr>
+          <w:rFonts w:ascii="Cascadia Mono" w:hAnsi="Cascadia Mono" w:cs="Cascadia Mono"/>
+          <w:color w:val="000000"/>
+          <w:sz w:val="18"/>
+          <w:szCs w:val="18"/>
+        </w:rPr>
+        <w:t>}} | {{</w:t>
+      </w:r>
+      <w:proofErr w:type="spellStart"/>
+      <w:r>
+        <w:rPr>
+          <w:rFonts w:ascii="Cascadia Mono" w:hAnsi="Cascadia Mono" w:cs="Cascadia Mono"/>
+          <w:color w:val="000000"/>
+          <w:sz w:val="18"/>
+          <w:szCs w:val="18"/>
+        </w:rPr>
+        <w:t>muszerek.muszer_tipus</w:t>
+      </w:r>
+      <w:proofErr w:type="spellEnd"/>
+      <w:r>
+        <w:rPr>
+          <w:rFonts w:ascii="Cascadia Mono" w:hAnsi="Cascadia Mono" w:cs="Cascadia Mono"/>
+          <w:color w:val="000000"/>
+          <w:sz w:val="18"/>
+          <w:szCs w:val="18"/>
+        </w:rPr>
+        <w:t>}} | {{</w:t>
+      </w:r>
+      <w:proofErr w:type="spellStart"/>
+      <w:r>
+        <w:rPr>
+          <w:rFonts w:ascii="Cascadia Mono" w:hAnsi="Cascadia Mono" w:cs="Cascadia Mono"/>
+          <w:color w:val="000000"/>
+          <w:sz w:val="18"/>
+          <w:szCs w:val="18"/>
+        </w:rPr>
+        <w:t>muszerek.muszer_gysz</w:t>
+      </w:r>
+      <w:proofErr w:type="spellEnd"/>
+      <w:r>
+        <w:rPr>
+          <w:rFonts w:ascii="Cascadia Mono" w:hAnsi="Cascadia Mono" w:cs="Cascadia Mono"/>
+          <w:color w:val="000000"/>
+          <w:sz w:val="18"/>
+          <w:szCs w:val="18"/>
+        </w:rPr>
+        <w:t>}} | {{</w:t>
+      </w:r>
+      <w:proofErr w:type="spellStart"/>
+      <w:r>
+        <w:rPr>
+          <w:rFonts w:ascii="Cascadia Mono" w:hAnsi="Cascadia Mono" w:cs="Cascadia Mono"/>
+          <w:color w:val="000000"/>
+          <w:sz w:val="18"/>
+          <w:szCs w:val="18"/>
+        </w:rPr>
+        <w:t>muszerek.muszer_kalib</w:t>
+      </w:r>
+      <w:proofErr w:type="spellEnd"/>
+      <w:r>
+        <w:rPr>
+          <w:rFonts w:ascii="Cascadia Mono" w:hAnsi="Cascadia Mono" w:cs="Cascadia Mono"/>
+          <w:color w:val="000000"/>
+          <w:sz w:val="18"/>
+          <w:szCs w:val="18"/>
+        </w:rPr>
+        <w:t>}} |</w:t>
       </w:r>
     </w:p>
     <w:p>
@@ -3022,14 +3043,9 @@
           <w:rFonts w:eastAsia="Times New Roman"/>
         </w:rPr>
         <w:sectPr>
-          <w:headerReference w:type="even" r:id="rId8"/>
-          <w:headerReference w:type="default" r:id="rId9"/>
-          <w:footerReference w:type="even" r:id="rId10"/>
-          <w:footerReference w:type="default" r:id="rId11"/>
-          <w:headerReference w:type="first" r:id="rId12"/>
-          <w:footerReference w:type="first" r:id="rId13"/>
+          <w:footerReference w:type="default" r:id="rId8"/>
           <w:pgSz w:w="11910" w:h="16840"/>
-          <w:pgMar w:top="660" w:right="880" w:bottom="280" w:left="580" w:header="708" w:footer="708" w:gutter="0"/>
+          <w:pgMar w:top="660" w:right="853" w:bottom="280" w:left="580" w:header="708" w:footer="708" w:gutter="0"/>
           <w:pgBorders w:offsetFrom="page">
             <w:top w:val="single" w:sz="12" w:space="24" w:color="000000"/>
             <w:left w:val="single" w:sz="12" w:space="24" w:color="000000"/>
@@ -6340,6 +6356,7 @@
       <w:tr>
         <w:trPr>
           <w:trHeight w:val="345"/>
+          <w:tblHeader/>
         </w:trPr>
         <w:tc>
           <w:tcPr>
@@ -7200,10 +7217,12 @@
         <w:shd w:val="clear" w:color="auto" w:fill="FFFFFF"/>
         <w:jc w:val="right"/>
       </w:pPr>
+      <w:bookmarkStart w:id="0" w:name="_GoBack"/>
+      <w:bookmarkEnd w:id="0"/>
     </w:p>
     <w:sectPr>
-      <w:headerReference w:type="default" r:id="rId14"/>
-      <w:footerReference w:type="default" r:id="rId15"/>
+      <w:headerReference w:type="default" r:id="rId9"/>
+      <w:footerReference w:type="default" r:id="rId10"/>
       <w:pgSz w:w="16891" w:h="11995" w:orient="landscape"/>
       <w:pgMar w:top="1417" w:right="1417" w:bottom="1417" w:left="1417" w:header="708" w:footer="708" w:gutter="0"/>
       <w:pgBorders w:offsetFrom="page">
@@ -7240,16 +7259,6 @@
 </file>
 
 <file path=word/footer1.xml><?xml version="1.0" encoding="utf-8"?>
-<w:ftr xmlns:wpc="http://schemas.microsoft.com/office/word/2010/wordprocessingCanvas" xmlns:cx="http://schemas.microsoft.com/office/drawing/2014/chartex" xmlns:cx1="http://schemas.microsoft.com/office/drawing/2015/9/8/chartex" xmlns:mc="http://schemas.openxmlformats.org/markup-compatibility/2006" xmlns:o="urn:schemas-microsoft-com:office:office" xmlns:r="http://schemas.openxmlformats.org/officeDocument/2006/relationships" xmlns:m="http://schemas.openxmlformats.org/officeDocument/2006/math" xmlns:v="urn:schemas-microsoft-com:vml" xmlns:wp14="http://schemas.microsoft.com/office/word/2010/wordprocessingDrawing" xmlns:wp="http://schemas.openxmlformats.org/drawingml/2006/wordprocessingDrawing" xmlns:w10="urn:schemas-microsoft-com:office:word" xmlns:w="http://schemas.openxmlformats.org/wordprocessingml/2006/main" xmlns:w14="http://schemas.microsoft.com/office/word/2010/wordml" xmlns:w15="http://schemas.microsoft.com/office/word/2012/wordml" xmlns:w16se="http://schemas.microsoft.com/office/word/2015/wordml/symex" xmlns:wpg="http://schemas.microsoft.com/office/word/2010/wordprocessingGroup" xmlns:wpi="http://schemas.microsoft.com/office/word/2010/wordprocessingInk" xmlns:wne="http://schemas.microsoft.com/office/word/2006/wordml" xmlns:wps="http://schemas.microsoft.com/office/word/2010/wordprocessingShape" mc:Ignorable="w14 w15 w16se wp14">
-  <w:p>
-    <w:pPr>
-      <w:pStyle w:val="llb"/>
-    </w:pPr>
-  </w:p>
-</w:ftr>
-</file>
-
-<file path=word/footer2.xml><?xml version="1.0" encoding="utf-8"?>
 <w:ftr xmlns:wpc="http://schemas.microsoft.com/office/word/2010/wordprocessingCanvas" xmlns:cx="http://schemas.microsoft.com/office/drawing/2014/chartex" xmlns:cx1="http://schemas.microsoft.com/office/drawing/2015/9/8/chartex" xmlns:mc="http://schemas.openxmlformats.org/markup-compatibility/2006" xmlns:o="urn:schemas-microsoft-com:office:office" xmlns:r="http://schemas.openxmlformats.org/officeDocument/2006/relationships" xmlns:m="http://schemas.openxmlformats.org/officeDocument/2006/math" xmlns:v="urn:schemas-microsoft-com:vml" xmlns:wp14="http://schemas.microsoft.com/office/word/2010/wordprocessingDrawing" xmlns:wp="http://schemas.openxmlformats.org/drawingml/2006/wordprocessingDrawing" xmlns:w10="urn:schemas-microsoft-com:office:word" xmlns:w="http://schemas.openxmlformats.org/wordprocessingml/2006/main" xmlns:w14="http://schemas.microsoft.com/office/word/2010/wordml" xmlns:w15="http://schemas.microsoft.com/office/word/2012/wordml" xmlns:w16se="http://schemas.microsoft.com/office/word/2015/wordml/symex" xmlns:wpg="http://schemas.microsoft.com/office/word/2010/wordprocessingGroup" xmlns:wpi="http://schemas.microsoft.com/office/word/2010/wordprocessingInk" xmlns:wne="http://schemas.microsoft.com/office/word/2006/wordml" xmlns:wps="http://schemas.microsoft.com/office/word/2010/wordprocessingShape" mc:Ignorable="w14 w15 w16se wp14">
   <w:p>
     <w:pPr>
@@ -7402,17 +7411,7 @@
 </w:ftr>
 </file>
 
-<file path=word/footer3.xml><?xml version="1.0" encoding="utf-8"?>
-<w:ftr xmlns:wpc="http://schemas.microsoft.com/office/word/2010/wordprocessingCanvas" xmlns:cx="http://schemas.microsoft.com/office/drawing/2014/chartex" xmlns:cx1="http://schemas.microsoft.com/office/drawing/2015/9/8/chartex" xmlns:mc="http://schemas.openxmlformats.org/markup-compatibility/2006" xmlns:o="urn:schemas-microsoft-com:office:office" xmlns:r="http://schemas.openxmlformats.org/officeDocument/2006/relationships" xmlns:m="http://schemas.openxmlformats.org/officeDocument/2006/math" xmlns:v="urn:schemas-microsoft-com:vml" xmlns:wp14="http://schemas.microsoft.com/office/word/2010/wordprocessingDrawing" xmlns:wp="http://schemas.openxmlformats.org/drawingml/2006/wordprocessingDrawing" xmlns:w10="urn:schemas-microsoft-com:office:word" xmlns:w="http://schemas.openxmlformats.org/wordprocessingml/2006/main" xmlns:w14="http://schemas.microsoft.com/office/word/2010/wordml" xmlns:w15="http://schemas.microsoft.com/office/word/2012/wordml" xmlns:w16se="http://schemas.microsoft.com/office/word/2015/wordml/symex" xmlns:wpg="http://schemas.microsoft.com/office/word/2010/wordprocessingGroup" xmlns:wpi="http://schemas.microsoft.com/office/word/2010/wordprocessingInk" xmlns:wne="http://schemas.microsoft.com/office/word/2006/wordml" xmlns:wps="http://schemas.microsoft.com/office/word/2010/wordprocessingShape" mc:Ignorable="w14 w15 w16se wp14">
-  <w:p>
-    <w:pPr>
-      <w:pStyle w:val="llb"/>
-    </w:pPr>
-  </w:p>
-</w:ftr>
-</file>
-
-<file path=word/footer4.xml><?xml version="1.0" encoding="utf-8"?>
+<file path=word/footer2.xml><?xml version="1.0" encoding="utf-8"?>
 <w:ftr xmlns:wpc="http://schemas.microsoft.com/office/word/2010/wordprocessingCanvas" xmlns:cx="http://schemas.microsoft.com/office/drawing/2014/chartex" xmlns:cx1="http://schemas.microsoft.com/office/drawing/2015/9/8/chartex" xmlns:mc="http://schemas.openxmlformats.org/markup-compatibility/2006" xmlns:o="urn:schemas-microsoft-com:office:office" xmlns:r="http://schemas.openxmlformats.org/officeDocument/2006/relationships" xmlns:m="http://schemas.openxmlformats.org/officeDocument/2006/math" xmlns:v="urn:schemas-microsoft-com:vml" xmlns:wp14="http://schemas.microsoft.com/office/word/2010/wordprocessingDrawing" xmlns:wp="http://schemas.openxmlformats.org/drawingml/2006/wordprocessingDrawing" xmlns:w10="urn:schemas-microsoft-com:office:word" xmlns:w="http://schemas.openxmlformats.org/wordprocessingml/2006/main" xmlns:w14="http://schemas.microsoft.com/office/word/2010/wordml" xmlns:w15="http://schemas.microsoft.com/office/word/2012/wordml" xmlns:w16se="http://schemas.microsoft.com/office/word/2015/wordml/symex" xmlns:wpg="http://schemas.microsoft.com/office/word/2010/wordprocessingGroup" xmlns:wpi="http://schemas.microsoft.com/office/word/2010/wordprocessingInk" xmlns:wne="http://schemas.microsoft.com/office/word/2006/wordml" xmlns:wps="http://schemas.microsoft.com/office/word/2010/wordprocessingShape" mc:Ignorable="w14 w15 w16se wp14">
   <w:sdt>
     <w:sdtPr>
@@ -7508,28 +7507,28 @@
                 <w:r>
                   <w:rPr>
                     <w:b/>
-                    <w:sz w:val="24"/>
-                    <w:szCs w:val="24"/>
+                    <w:bCs/>
                   </w:rPr>
                   <w:fldChar w:fldCharType="begin"/>
                 </w:r>
                 <w:r>
                   <w:rPr>
                     <w:b/>
+                    <w:bCs/>
                   </w:rPr>
-                  <w:instrText>PAGE</w:instrText>
+                  <w:instrText>PAGE  \* Arabic  \* MERGEFORMAT</w:instrText>
                 </w:r>
                 <w:r>
                   <w:rPr>
                     <w:b/>
-                    <w:sz w:val="24"/>
-                    <w:szCs w:val="24"/>
+                    <w:bCs/>
                   </w:rPr>
                   <w:fldChar w:fldCharType="separate"/>
                 </w:r>
                 <w:r>
                   <w:rPr>
                     <w:b/>
+                    <w:bCs/>
                     <w:noProof/>
                   </w:rPr>
                   <w:t>3</w:t>
@@ -7537,8 +7536,7 @@
                 <w:r>
                   <w:rPr>
                     <w:b/>
-                    <w:sz w:val="24"/>
-                    <w:szCs w:val="24"/>
+                    <w:bCs/>
                   </w:rPr>
                   <w:fldChar w:fldCharType="end"/>
                 </w:r>
@@ -7548,28 +7546,28 @@
                 <w:r>
                   <w:rPr>
                     <w:b/>
-                    <w:sz w:val="24"/>
-                    <w:szCs w:val="24"/>
+                    <w:bCs/>
                   </w:rPr>
                   <w:fldChar w:fldCharType="begin"/>
                 </w:r>
                 <w:r>
                   <w:rPr>
                     <w:b/>
+                    <w:bCs/>
                   </w:rPr>
-                  <w:instrText>NUMPAGES</w:instrText>
+                  <w:instrText>NUMPAGES  \* Arabic  \* MERGEFORMAT</w:instrText>
                 </w:r>
                 <w:r>
                   <w:rPr>
                     <w:b/>
-                    <w:sz w:val="24"/>
-                    <w:szCs w:val="24"/>
+                    <w:bCs/>
                   </w:rPr>
                   <w:fldChar w:fldCharType="separate"/>
                 </w:r>
                 <w:r>
                   <w:rPr>
                     <w:b/>
+                    <w:bCs/>
                     <w:noProof/>
                   </w:rPr>
                   <w:t>3</w:t>
@@ -7577,8 +7575,7 @@
                 <w:r>
                   <w:rPr>
                     <w:b/>
-                    <w:sz w:val="24"/>
-                    <w:szCs w:val="24"/>
+                    <w:bCs/>
                   </w:rPr>
                   <w:fldChar w:fldCharType="end"/>
                 </w:r>
@@ -7621,8 +7618,6 @@
         <w:r>
           <w:t>szam</w:t>
         </w:r>
-        <w:bookmarkStart w:id="0" w:name="_GoBack"/>
-        <w:bookmarkEnd w:id="0"/>
         <w:proofErr w:type="spellEnd"/>
         <w:r>
           <w:t>}}</w:t>
@@ -7653,36 +7648,6 @@
 </file>
 
 <file path=word/header1.xml><?xml version="1.0" encoding="utf-8"?>
-<w:hdr xmlns:wpc="http://schemas.microsoft.com/office/word/2010/wordprocessingCanvas" xmlns:cx="http://schemas.microsoft.com/office/drawing/2014/chartex" xmlns:cx1="http://schemas.microsoft.com/office/drawing/2015/9/8/chartex" xmlns:mc="http://schemas.openxmlformats.org/markup-compatibility/2006" xmlns:o="urn:schemas-microsoft-com:office:office" xmlns:r="http://schemas.openxmlformats.org/officeDocument/2006/relationships" xmlns:m="http://schemas.openxmlformats.org/officeDocument/2006/math" xmlns:v="urn:schemas-microsoft-com:vml" xmlns:wp14="http://schemas.microsoft.com/office/word/2010/wordprocessingDrawing" xmlns:wp="http://schemas.openxmlformats.org/drawingml/2006/wordprocessingDrawing" xmlns:w10="urn:schemas-microsoft-com:office:word" xmlns:w="http://schemas.openxmlformats.org/wordprocessingml/2006/main" xmlns:w14="http://schemas.microsoft.com/office/word/2010/wordml" xmlns:w15="http://schemas.microsoft.com/office/word/2012/wordml" xmlns:w16se="http://schemas.microsoft.com/office/word/2015/wordml/symex" xmlns:wpg="http://schemas.microsoft.com/office/word/2010/wordprocessingGroup" xmlns:wpi="http://schemas.microsoft.com/office/word/2010/wordprocessingInk" xmlns:wne="http://schemas.microsoft.com/office/word/2006/wordml" xmlns:wps="http://schemas.microsoft.com/office/word/2010/wordprocessingShape" mc:Ignorable="w14 w15 w16se wp14">
-  <w:p>
-    <w:pPr>
-      <w:pStyle w:val="lfej"/>
-    </w:pPr>
-  </w:p>
-</w:hdr>
-</file>
-
-<file path=word/header2.xml><?xml version="1.0" encoding="utf-8"?>
-<w:hdr xmlns:wpc="http://schemas.microsoft.com/office/word/2010/wordprocessingCanvas" xmlns:cx="http://schemas.microsoft.com/office/drawing/2014/chartex" xmlns:cx1="http://schemas.microsoft.com/office/drawing/2015/9/8/chartex" xmlns:mc="http://schemas.openxmlformats.org/markup-compatibility/2006" xmlns:o="urn:schemas-microsoft-com:office:office" xmlns:r="http://schemas.openxmlformats.org/officeDocument/2006/relationships" xmlns:m="http://schemas.openxmlformats.org/officeDocument/2006/math" xmlns:v="urn:schemas-microsoft-com:vml" xmlns:wp14="http://schemas.microsoft.com/office/word/2010/wordprocessingDrawing" xmlns:wp="http://schemas.openxmlformats.org/drawingml/2006/wordprocessingDrawing" xmlns:w10="urn:schemas-microsoft-com:office:word" xmlns:w="http://schemas.openxmlformats.org/wordprocessingml/2006/main" xmlns:w14="http://schemas.microsoft.com/office/word/2010/wordml" xmlns:w15="http://schemas.microsoft.com/office/word/2012/wordml" xmlns:w16se="http://schemas.microsoft.com/office/word/2015/wordml/symex" xmlns:wpg="http://schemas.microsoft.com/office/word/2010/wordprocessingGroup" xmlns:wpi="http://schemas.microsoft.com/office/word/2010/wordprocessingInk" xmlns:wne="http://schemas.microsoft.com/office/word/2006/wordml" xmlns:wps="http://schemas.microsoft.com/office/word/2010/wordprocessingShape" mc:Ignorable="w14 w15 w16se wp14">
-  <w:p>
-    <w:pPr>
-      <w:pStyle w:val="lfej"/>
-    </w:pPr>
-  </w:p>
-</w:hdr>
-</file>
-
-<file path=word/header3.xml><?xml version="1.0" encoding="utf-8"?>
-<w:hdr xmlns:wpc="http://schemas.microsoft.com/office/word/2010/wordprocessingCanvas" xmlns:cx="http://schemas.microsoft.com/office/drawing/2014/chartex" xmlns:cx1="http://schemas.microsoft.com/office/drawing/2015/9/8/chartex" xmlns:mc="http://schemas.openxmlformats.org/markup-compatibility/2006" xmlns:o="urn:schemas-microsoft-com:office:office" xmlns:r="http://schemas.openxmlformats.org/officeDocument/2006/relationships" xmlns:m="http://schemas.openxmlformats.org/officeDocument/2006/math" xmlns:v="urn:schemas-microsoft-com:vml" xmlns:wp14="http://schemas.microsoft.com/office/word/2010/wordprocessingDrawing" xmlns:wp="http://schemas.openxmlformats.org/drawingml/2006/wordprocessingDrawing" xmlns:w10="urn:schemas-microsoft-com:office:word" xmlns:w="http://schemas.openxmlformats.org/wordprocessingml/2006/main" xmlns:w14="http://schemas.microsoft.com/office/word/2010/wordml" xmlns:w15="http://schemas.microsoft.com/office/word/2012/wordml" xmlns:w16se="http://schemas.microsoft.com/office/word/2015/wordml/symex" xmlns:wpg="http://schemas.microsoft.com/office/word/2010/wordprocessingGroup" xmlns:wpi="http://schemas.microsoft.com/office/word/2010/wordprocessingInk" xmlns:wne="http://schemas.microsoft.com/office/word/2006/wordml" xmlns:wps="http://schemas.microsoft.com/office/word/2010/wordprocessingShape" mc:Ignorable="w14 w15 w16se wp14">
-  <w:p>
-    <w:pPr>
-      <w:pStyle w:val="lfej"/>
-    </w:pPr>
-  </w:p>
-</w:hdr>
-</file>
-
-<file path=word/header4.xml><?xml version="1.0" encoding="utf-8"?>
 <w:hdr xmlns:wpc="http://schemas.microsoft.com/office/word/2010/wordprocessingCanvas" xmlns:cx="http://schemas.microsoft.com/office/drawing/2014/chartex" xmlns:cx1="http://schemas.microsoft.com/office/drawing/2015/9/8/chartex" xmlns:mc="http://schemas.openxmlformats.org/markup-compatibility/2006" xmlns:o="urn:schemas-microsoft-com:office:office" xmlns:r="http://schemas.openxmlformats.org/officeDocument/2006/relationships" xmlns:m="http://schemas.openxmlformats.org/officeDocument/2006/math" xmlns:v="urn:schemas-microsoft-com:vml" xmlns:wp14="http://schemas.microsoft.com/office/word/2010/wordprocessingDrawing" xmlns:wp="http://schemas.openxmlformats.org/drawingml/2006/wordprocessingDrawing" xmlns:w10="urn:schemas-microsoft-com:office:word" xmlns:w="http://schemas.openxmlformats.org/wordprocessingml/2006/main" xmlns:w14="http://schemas.microsoft.com/office/word/2010/wordml" xmlns:w15="http://schemas.microsoft.com/office/word/2012/wordml" xmlns:w16se="http://schemas.microsoft.com/office/word/2015/wordml/symex" xmlns:wpg="http://schemas.microsoft.com/office/word/2010/wordprocessingGroup" xmlns:wpi="http://schemas.microsoft.com/office/word/2010/wordprocessingInk" xmlns:wne="http://schemas.microsoft.com/office/word/2006/wordml" xmlns:wps="http://schemas.microsoft.com/office/word/2010/wordprocessingShape" mc:Ignorable="w14 w15 w16se wp14">
   <w:p>
     <w:pPr>
@@ -8596,7 +8561,6 @@
     <w:basedOn w:val="Norml"/>
     <w:link w:val="HTML-kntformzottChar"/>
     <w:uiPriority w:val="99"/>
-    <w:semiHidden/>
     <w:unhideWhenUsed/>
     <w:rsid w:val="00EA3E90"/>
     <w:pPr>
@@ -8632,7 +8596,6 @@
     <w:basedOn w:val="Bekezdsalapbettpusa"/>
     <w:link w:val="HTML-kntformzott"/>
     <w:uiPriority w:val="99"/>
-    <w:semiHidden/>
     <w:rsid w:val="00EA3E90"/>
     <w:rPr>
       <w:rFonts w:ascii="Courier New" w:eastAsia="Times New Roman" w:hAnsi="Courier New" w:cs="Courier New"/>
@@ -8931,7 +8894,7 @@
 </file>
 
 <file path=customXml/itemProps1.xml><?xml version="1.0" encoding="utf-8"?>
-<ds:datastoreItem xmlns:ds="http://schemas.openxmlformats.org/officeDocument/2006/customXml" ds:itemID="{A049FA40-41A2-4140-9312-32F70CD0CD7E}">
+<ds:datastoreItem xmlns:ds="http://schemas.openxmlformats.org/officeDocument/2006/customXml" ds:itemID="{F23B805E-3965-4A3C-9727-353803559790}">
   <ds:schemaRefs>
     <ds:schemaRef ds:uri="http://schemas.openxmlformats.org/officeDocument/2006/bibliography"/>
   </ds:schemaRefs>

--- a/BiztvillCRM.Web/wwwroot/sablonok/Hordozhato.docx
+++ b/BiztvillCRM.Web/wwwroot/sablonok/Hordozhato.docx
@@ -6164,7 +6164,25 @@
           <w:sz w:val="22"/>
           <w:szCs w:val="22"/>
         </w:rPr>
-        <w:t>}} db MEGFELELT</w:t>
+        <w:t>}} db</w:t>
+      </w:r>
+      <w:r>
+        <w:rPr>
+          <w:rFonts w:ascii="Calibri" w:eastAsia="Times New Roman" w:hAnsi="Calibri" w:cs="Calibri"/>
+          <w:color w:val="000000"/>
+          <w:sz w:val="22"/>
+          <w:szCs w:val="22"/>
+        </w:rPr>
+        <w:t>-ot</w:t>
+      </w:r>
+      <w:r>
+        <w:rPr>
+          <w:rFonts w:ascii="Calibri" w:eastAsia="Times New Roman" w:hAnsi="Calibri" w:cs="Calibri"/>
+          <w:color w:val="000000"/>
+          <w:sz w:val="22"/>
+          <w:szCs w:val="22"/>
+        </w:rPr>
+        <w:t xml:space="preserve"> MEGFELELT</w:t>
       </w:r>
     </w:p>
     <w:p>
@@ -6207,12 +6225,35 @@
           <w:sz w:val="22"/>
           <w:szCs w:val="22"/>
         </w:rPr>
-        <w:t>}} db NEM MEGFELELT</w:t>
+        <w:t>}} db</w:t>
+      </w:r>
+      <w:r>
+        <w:rPr>
+          <w:rFonts w:ascii="Calibri" w:eastAsia="Times New Roman" w:hAnsi="Calibri" w:cs="Calibri"/>
+          <w:color w:val="000000"/>
+          <w:sz w:val="22"/>
+          <w:szCs w:val="22"/>
+        </w:rPr>
+        <w:t>-ot</w:t>
+      </w:r>
+      <w:r>
+        <w:rPr>
+          <w:rFonts w:ascii="Calibri" w:eastAsia="Times New Roman" w:hAnsi="Calibri" w:cs="Calibri"/>
+          <w:color w:val="000000"/>
+          <w:sz w:val="22"/>
+          <w:szCs w:val="22"/>
+        </w:rPr>
+        <w:t xml:space="preserve"> NEM MEGFELELT</w:t>
       </w:r>
     </w:p>
     <w:p>
       <w:pPr>
-        <w:pStyle w:val="HTML-kntformzott"/>
+        <w:widowControl/>
+        <w:autoSpaceDE/>
+        <w:autoSpaceDN/>
+        <w:adjustRightInd/>
+        <w:spacing w:before="100" w:beforeAutospacing="1" w:after="100" w:afterAutospacing="1"/>
+        <w:jc w:val="both"/>
         <w:rPr>
           <w:rFonts w:ascii="Cascadia Mono" w:hAnsi="Cascadia Mono" w:cs="Cascadia Mono"/>
           <w:color w:val="000000"/>
@@ -6220,6 +6261,7 @@
           <w:szCs w:val="18"/>
         </w:rPr>
       </w:pPr>
+      <w:proofErr w:type="gramStart"/>
       <w:r>
         <w:rPr>
           <w:rFonts w:ascii="Calibri" w:hAnsi="Calibri" w:cs="Calibri"/>
@@ -6227,9 +6269,8 @@
           <w:sz w:val="22"/>
           <w:szCs w:val="22"/>
         </w:rPr>
-        <w:t xml:space="preserve">Minősítéssel láttunk el. A vonatkozó szabvány szerint azonosító matricával kell ellátni azokat az </w:t>
-      </w:r>
-      <w:proofErr w:type="gramStart"/>
+        <w:t>m</w:t>
+      </w:r>
       <w:r>
         <w:rPr>
           <w:rFonts w:ascii="Calibri" w:hAnsi="Calibri" w:cs="Calibri"/>
@@ -6237,7 +6278,7 @@
           <w:sz w:val="22"/>
           <w:szCs w:val="22"/>
         </w:rPr>
-        <w:t>eszközöket</w:t>
+        <w:t>inősítéssel</w:t>
       </w:r>
       <w:proofErr w:type="gramEnd"/>
       <w:r>
@@ -6247,7 +6288,62 @@
           <w:sz w:val="22"/>
           <w:szCs w:val="22"/>
         </w:rPr>
-        <w:t xml:space="preserve"> melyeket a telephely kívül is használnak. </w:t>
+        <w:t xml:space="preserve"> láttunk el. A </w:t>
+      </w:r>
+      <w:r>
+        <w:rPr>
+          <w:rFonts w:ascii="Calibri" w:hAnsi="Calibri" w:cs="Calibri"/>
+          <w:color w:val="000000"/>
+          <w:sz w:val="22"/>
+          <w:szCs w:val="22"/>
+        </w:rPr>
+        <w:t>10/2016 (IV.5.) NGM rendelet 18.§ 4. pontja alapján „</w:t>
+      </w:r>
+      <w:proofErr w:type="gramStart"/>
+      <w:r>
+        <w:rPr>
+          <w:rFonts w:eastAsia="Times New Roman"/>
+          <w:sz w:val="24"/>
+          <w:szCs w:val="24"/>
+        </w:rPr>
+        <w:t>A</w:t>
+      </w:r>
+      <w:proofErr w:type="gramEnd"/>
+      <w:r>
+        <w:rPr>
+          <w:rFonts w:eastAsia="Times New Roman"/>
+          <w:sz w:val="24"/>
+          <w:szCs w:val="24"/>
+        </w:rPr>
+        <w:t xml:space="preserve"> legutóbbi időszakos ellenőrző felülvizsgálat elvégzéséről a munkaeszközön elhelyezett, jól látható jelzéssel tájékoztatást kell nyújtani, ha a munkaeszközt</w:t>
+      </w:r>
+      <w:r>
+        <w:rPr>
+          <w:rFonts w:eastAsia="Times New Roman"/>
+          <w:sz w:val="24"/>
+          <w:szCs w:val="24"/>
+        </w:rPr>
+        <w:t xml:space="preserve"> a telephelyen kívül használják</w:t>
+      </w:r>
+      <w:bookmarkStart w:id="0" w:name="_GoBack"/>
+      <w:bookmarkEnd w:id="0"/>
+      <w:r>
+        <w:rPr>
+          <w:rFonts w:ascii="Calibri" w:hAnsi="Calibri" w:cs="Calibri"/>
+          <w:color w:val="000000"/>
+          <w:sz w:val="22"/>
+          <w:szCs w:val="22"/>
+        </w:rPr>
+        <w:t>”</w:t>
+      </w:r>
+      <w:r>
+        <w:rPr>
+          <w:rFonts w:ascii="Calibri" w:hAnsi="Calibri" w:cs="Calibri"/>
+          <w:color w:val="000000"/>
+          <w:sz w:val="22"/>
+          <w:szCs w:val="22"/>
+        </w:rPr>
+        <w:t xml:space="preserve">. </w:t>
       </w:r>
       <w:r>
         <w:rPr>
@@ -7217,8 +7313,6 @@
         <w:shd w:val="clear" w:color="auto" w:fill="FFFFFF"/>
         <w:jc w:val="right"/>
       </w:pPr>
-      <w:bookmarkStart w:id="0" w:name="_GoBack"/>
-      <w:bookmarkEnd w:id="0"/>
     </w:p>
     <w:sectPr>
       <w:headerReference w:type="default" r:id="rId9"/>
@@ -8603,6 +8697,11 @@
       <w:szCs w:val="20"/>
     </w:rPr>
   </w:style>
+  <w:style w:type="character" w:customStyle="1" w:styleId="highlighted">
+    <w:name w:val="highlighted"/>
+    <w:basedOn w:val="Bekezdsalapbettpusa"/>
+    <w:rsid w:val="00391142"/>
+  </w:style>
 </w:styles>
 </file>
 
@@ -8894,7 +8993,7 @@
 </file>
 
 <file path=customXml/itemProps1.xml><?xml version="1.0" encoding="utf-8"?>
-<ds:datastoreItem xmlns:ds="http://schemas.openxmlformats.org/officeDocument/2006/customXml" ds:itemID="{F23B805E-3965-4A3C-9727-353803559790}">
+<ds:datastoreItem xmlns:ds="http://schemas.openxmlformats.org/officeDocument/2006/customXml" ds:itemID="{D53E272F-69AF-4D05-B333-0ACBCC4B2454}">
   <ds:schemaRefs>
     <ds:schemaRef ds:uri="http://schemas.openxmlformats.org/officeDocument/2006/bibliography"/>
   </ds:schemaRefs>
